--- a/docs/Практическая работа 4 ПИ КРивошеев.docx
+++ b/docs/Практическая работа 4 ПИ КРивошеев.docx
@@ -634,21 +634,7 @@
               <w:rPr>
                 <w:lang w:val="ru-RU"/>
               </w:rPr>
-              <w:t xml:space="preserve">Аналитика и отчеты: </w:t>
-            </w:r>
-            <w:proofErr w:type="spellStart"/>
-            <w:r>
-              <w:rPr>
-                <w:lang w:val="ru-RU"/>
-              </w:rPr>
-              <w:t>дашборд</w:t>
-            </w:r>
-            <w:proofErr w:type="spellEnd"/>
-            <w:r>
-              <w:rPr>
-                <w:lang w:val="ru-RU"/>
-              </w:rPr>
-              <w:t xml:space="preserve"> для владельца, статистика выручки и популярности блюд.</w:t>
+              <w:t>Аналитика и отчеты: дашборд для владельца, статистика выручки и популярности блюд.</w:t>
             </w:r>
           </w:p>
         </w:tc>
@@ -916,7 +902,25 @@
               <w:rPr>
                 <w:lang w:val="ru-RU"/>
               </w:rPr>
-              <w:t>-уведомления гостям о подтверждении брони, а также оповещает официантов о готовности блюд.</w:t>
+              <w:t>-уведомления гостям о подтверждении брони, а также оповещает официантов о готовности блюд</w:t>
+            </w:r>
+            <w:r>
+              <w:rPr>
+                <w:lang w:val="ru-RU"/>
+              </w:rPr>
+              <w:t xml:space="preserve">, </w:t>
+            </w:r>
+            <w:r>
+              <w:rPr>
+                <w:lang w:val="ru-RU"/>
+              </w:rPr>
+              <w:t>получает данные о статусах заказов из Базы данных</w:t>
+            </w:r>
+            <w:r>
+              <w:rPr>
+                <w:lang w:val="ru-RU"/>
+              </w:rPr>
+              <w:t>.</w:t>
             </w:r>
           </w:p>
         </w:tc>
@@ -1035,6 +1039,7 @@
           <w:noProof/>
           <w14:ligatures w14:val="standardContextual"/>
         </w:rPr>
+        <w:lastRenderedPageBreak/>
         <w:drawing>
           <wp:inline distT="0" distB="0" distL="0" distR="0" wp14:anchorId="1BA03379" wp14:editId="6B193FB4">
             <wp:extent cx="5940425" cy="2994025"/>
@@ -1082,7 +1087,6 @@
         <w:rPr>
           <w:lang w:val="ru-RU"/>
         </w:rPr>
-        <w:lastRenderedPageBreak/>
         <w:t>Рисунок 1 – Схема архитектуры системы</w:t>
       </w:r>
     </w:p>
@@ -1710,6 +1714,7 @@
   <w:style w:type="character" w:default="1" w:styleId="a0">
     <w:name w:val="Default Paragraph Font"/>
     <w:uiPriority w:val="1"/>
+    <w:semiHidden/>
     <w:unhideWhenUsed/>
   </w:style>
   <w:style w:type="table" w:default="1" w:styleId="a1">
